--- a/vvdn/protocols/lin/lin-timing-synchronization-and-hardware.docx
+++ b/vvdn/protocols/lin/lin-timing-synchronization-and-hardware.docx
@@ -45,7 +45,7 @@
           <w:color w:val="282C34"/>
           <w:sz w:val="21"/>
         </w:rPr>
-        <w:t>$20.0\,\text{kbps}$</w:t>
+        <w:t>20.0 kbps</w:t>
       </w:r>
       <w:r>
         <w:rPr>
@@ -60,7 +60,7 @@
           <w:color w:val="282C34"/>
           <w:sz w:val="21"/>
         </w:rPr>
-        <w:t>$19,200\,\text{bps}$</w:t>
+        <w:t>19,200 bps</w:t>
       </w:r>
       <w:r>
         <w:rPr>
@@ -75,7 +75,7 @@
           <w:color w:val="282C34"/>
           <w:sz w:val="21"/>
         </w:rPr>
-        <w:t>$9,600\,\text{bps}$</w:t>
+        <w:t>9,600 bps</w:t>
       </w:r>
       <w:r>
         <w:rPr>
@@ -90,29 +90,14 @@
           <w:color w:val="282C34"/>
           <w:sz w:val="21"/>
         </w:rPr>
-        <w:t>$2,400\,\text{bps}$</w:t>
+        <w:t>2,400 bps</w:t>
       </w:r>
       <w:r>
         <w:rPr>
           <w:color w:val="282C34"/>
           <w:sz w:val="21"/>
         </w:rPr>
-        <w:t xml:space="preserve">). The </w:t>
-      </w:r>
-      <w:r>
-        <w:rPr>
-          <w:i/>
-          <w:color w:val="145AA0"/>
-          <w:sz w:val="21"/>
-        </w:rPr>
-        <w:t>20\,kbps</w:t>
-      </w:r>
-      <w:r>
-        <w:rPr>
-          <w:color w:val="282C34"/>
-          <w:sz w:val="21"/>
-        </w:rPr>
-        <w:t xml:space="preserve"> ceiling is an intentional electromagnetic compatibility (EMC) design constraint: by limiting the bitrate and enforcing controlled slew rates, LIN eliminates radiated RF emissions without requiring expensive shielded twisted-pair cabling.</w:t>
+        <w:t>). The 20 kbps ceiling is an intentional electromagnetic compatibility (EMC) design constraint: by limiting the bitrate and enforcing controlled slew rates, LIN eliminates radiated RF emissions without requiring expensive shielded twisted-pair cabling.</w:t>
       </w:r>
     </w:p>
     <w:p>
@@ -145,22 +130,7 @@
           <w:color w:val="282C34"/>
           <w:sz w:val="21"/>
         </w:rPr>
-        <w:t>Given a configured baud rate (</w:t>
-      </w:r>
-      <w:r>
-        <w:rPr>
-          <w:i/>
-          <w:color w:val="145AA0"/>
-          <w:sz w:val="21"/>
-        </w:rPr>
-        <w:t>BR</w:t>
-      </w:r>
-      <w:r>
-        <w:rPr>
-          <w:color w:val="282C34"/>
-          <w:sz w:val="21"/>
-        </w:rPr>
-        <w:t>):</w:t>
+        <w:t>Given a configured baud rate (BR):</w:t>
       </w:r>
     </w:p>
     <w:p>
@@ -173,50 +143,91 @@
           <w:color w:val="282C34"/>
           <w:sz w:val="22"/>
         </w:rPr>
-        <w:t>Step 1: Nominal Bit Time (</w:t>
-      </w:r>
-      <w:r>
-        <w:rPr>
-          <w:b/>
-          <w:i/>
-          <w:color w:val="145AA0"/>
-          <w:sz w:val="22"/>
-        </w:rPr>
-        <w:t>T_{bit</w:t>
-      </w:r>
-      <w:r>
-        <w:rPr>
-          <w:b/>
-          <w:color w:val="282C34"/>
-          <w:sz w:val="22"/>
-        </w:rPr>
-        <w:t>)</w:t>
+        <w:t>Step 1: Nominal Bit Time (T_bit)</w:t>
       </w:r>
     </w:p>
+    <w:tbl>
+      <w:tblPr>
+        <w:tblW w:type="auto" w:w="0"/>
+        <w:jc w:val="center"/>
+        <w:tblLook w:firstColumn="1" w:firstRow="1" w:lastColumn="0" w:lastRow="0" w:noHBand="0" w:noVBand="1" w:val="04A0"/>
+      </w:tblPr>
+      <w:tblGrid>
+        <w:gridCol w:w="9792"/>
+      </w:tblGrid>
+      <w:tr>
+        <w:tc>
+          <w:tcPr>
+            <w:tcW w:type="dxa" w:w="9792"/>
+            <w:shd w:fill="F5F6F8"/>
+            <w:tcMar>
+              <w:top w:w="80" w:type="dxa"/>
+              <w:bottom w:w="80" w:type="dxa"/>
+              <w:left w:w="140" w:type="dxa"/>
+              <w:right w:w="140" w:type="dxa"/>
+            </w:tcMar>
+            <w:tcBorders>
+              <w:left w:val="single" w:sz="18" w:space="0" w:color="CBD5E0"/>
+              <w:top w:val="none"/>
+              <w:right w:val="none"/>
+              <w:bottom w:val="none"/>
+            </w:tcBorders>
+          </w:tcPr>
+          <w:p>
+            <w:pPr>
+              <w:spacing w:line="240" w:lineRule="auto" w:after="0"/>
+            </w:pPr>
+            <w:r>
+              <w:rPr>
+                <w:rFonts w:ascii="Consolas" w:hAnsi="Consolas"/>
+                <w:color w:val="2D3748"/>
+                <w:sz w:val="18"/>
+              </w:rPr>
+              <w:t>T_bit = 1 / BR</w:t>
+            </w:r>
+          </w:p>
+        </w:tc>
+      </w:tr>
+    </w:tbl>
+    <w:p/>
     <w:p>
       <w:pPr>
         <w:spacing w:after="80"/>
       </w:pPr>
       <w:r>
         <w:rPr>
-          <w:i/>
-          <w:color w:val="145AA0"/>
+          <w:color w:val="282C34"/>
           <w:sz w:val="21"/>
         </w:rPr>
+        <w:t>Where:</w:t>
       </w:r>
+    </w:p>
+    <w:p>
+      <w:pPr>
+        <w:pStyle w:val="ListBullet"/>
+        <w:spacing w:after="40"/>
+        <w:ind w:left="360"/>
+      </w:pPr>
       <w:r>
         <w:rPr>
           <w:color w:val="282C34"/>
           <w:sz w:val="21"/>
         </w:rPr>
-        <w:t>T_{bit} = \frac{1}{BR}</w:t>
+        <w:t>T_bit: Nominal bit time duration (s)</w:t>
       </w:r>
+    </w:p>
+    <w:p>
+      <w:pPr>
+        <w:pStyle w:val="ListBullet"/>
+        <w:spacing w:after="40"/>
+        <w:ind w:left="360"/>
+      </w:pPr>
       <w:r>
         <w:rPr>
-          <w:i/>
-          <w:color w:val="145AA0"/>
+          <w:color w:val="282C34"/>
           <w:sz w:val="21"/>
         </w:rPr>
+        <w:t>BR: LIN communication baud rate (typically 19200 bps or 9600 bps) (bps)</w:t>
       </w:r>
     </w:p>
     <w:p>
@@ -238,22 +249,14 @@
           <w:color w:val="282C34"/>
           <w:sz w:val="21"/>
         </w:rPr>
-        <w:t>$19,200\,\text{bps}$</w:t>
+        <w:t>19,200 bps</w:t>
       </w:r>
       <w:r>
         <w:rPr>
           <w:color w:val="282C34"/>
           <w:sz w:val="21"/>
         </w:rPr>
-        <w:t xml:space="preserve">: </w:t>
-      </w:r>
-      <w:r>
-        <w:rPr>
-          <w:i/>
-          <w:color w:val="145AA0"/>
-          <w:sz w:val="21"/>
-        </w:rPr>
-        <w:t>T_{bit = \frac{1{19200 \approx 52.08\,µs</w:t>
+        <w:t>: T_bit = 1 / 19200 ≈ 52.08 µs</w:t>
       </w:r>
     </w:p>
     <w:p>
@@ -275,22 +278,14 @@
           <w:color w:val="282C34"/>
           <w:sz w:val="21"/>
         </w:rPr>
-        <w:t>$9,600\,\text{bps}$</w:t>
+        <w:t>9,600 bps</w:t>
       </w:r>
       <w:r>
         <w:rPr>
           <w:color w:val="282C34"/>
           <w:sz w:val="21"/>
         </w:rPr>
-        <w:t xml:space="preserve">: </w:t>
-      </w:r>
-      <w:r>
-        <w:rPr>
-          <w:i/>
-          <w:color w:val="145AA0"/>
-          <w:sz w:val="21"/>
-        </w:rPr>
-        <w:t>T_{bit = \frac{1{9600 \approx 104.17\,µs</w:t>
+        <w:t>: T_bit = 1 / 9600 ≈ 104.17 µs</w:t>
       </w:r>
     </w:p>
     <w:p>
@@ -303,24 +298,7 @@
           <w:color w:val="282C34"/>
           <w:sz w:val="22"/>
         </w:rPr>
-        <w:t>Step 2: Nominal Header Duration (</w:t>
-      </w:r>
-      <w:r>
-        <w:rPr>
-          <w:b/>
-          <w:i/>
-          <w:color w:val="145AA0"/>
-          <w:sz w:val="22"/>
-        </w:rPr>
-        <w:t>T_{header\_nom</w:t>
-      </w:r>
-      <w:r>
-        <w:rPr>
-          <w:b/>
-          <w:color w:val="282C34"/>
-          <w:sz w:val="22"/>
-        </w:rPr>
-        <w:t>)</w:t>
+        <w:t>Step 2: Nominal Header Duration (T_header_nom)</w:t>
       </w:r>
     </w:p>
     <w:p>
@@ -416,32 +394,50 @@
         <w:t>10 bits</w:t>
       </w:r>
     </w:p>
-    <w:p>
-      <w:pPr>
-        <w:spacing w:after="80"/>
-      </w:pPr>
-      <w:r>
-        <w:rPr>
-          <w:i/>
-          <w:color w:val="145AA0"/>
-          <w:sz w:val="21"/>
-        </w:rPr>
-      </w:r>
-      <w:r>
-        <w:rPr>
-          <w:color w:val="282C34"/>
-          <w:sz w:val="21"/>
-        </w:rPr>
-        <w:t>T_{header\_nom} = 34 \times T_{bit}</w:t>
-      </w:r>
-      <w:r>
-        <w:rPr>
-          <w:i/>
-          <w:color w:val="145AA0"/>
-          <w:sz w:val="21"/>
-        </w:rPr>
-      </w:r>
-    </w:p>
+    <w:tbl>
+      <w:tblPr>
+        <w:tblW w:type="auto" w:w="0"/>
+        <w:jc w:val="center"/>
+        <w:tblLook w:firstColumn="1" w:firstRow="1" w:lastColumn="0" w:lastRow="0" w:noHBand="0" w:noVBand="1" w:val="04A0"/>
+      </w:tblPr>
+      <w:tblGrid>
+        <w:gridCol w:w="9792"/>
+      </w:tblGrid>
+      <w:tr>
+        <w:tc>
+          <w:tcPr>
+            <w:tcW w:type="dxa" w:w="9792"/>
+            <w:shd w:fill="F5F6F8"/>
+            <w:tcMar>
+              <w:top w:w="80" w:type="dxa"/>
+              <w:bottom w:w="80" w:type="dxa"/>
+              <w:left w:w="140" w:type="dxa"/>
+              <w:right w:w="140" w:type="dxa"/>
+            </w:tcMar>
+            <w:tcBorders>
+              <w:left w:val="single" w:sz="18" w:space="0" w:color="CBD5E0"/>
+              <w:top w:val="none"/>
+              <w:right w:val="none"/>
+              <w:bottom w:val="none"/>
+            </w:tcBorders>
+          </w:tcPr>
+          <w:p>
+            <w:pPr>
+              <w:spacing w:line="240" w:lineRule="auto" w:after="0"/>
+            </w:pPr>
+            <w:r>
+              <w:rPr>
+                <w:rFonts w:ascii="Consolas" w:hAnsi="Consolas"/>
+                <w:color w:val="2D3748"/>
+                <w:sz w:val="18"/>
+              </w:rPr>
+              <w:t>T_header_nom = 34 * T_bit</w:t>
+            </w:r>
+          </w:p>
+        </w:tc>
+      </w:tr>
+    </w:tbl>
+    <w:p/>
     <w:p>
       <w:pPr>
         <w:spacing w:before="120" w:after="40"/>
@@ -452,24 +448,7 @@
           <w:color w:val="282C34"/>
           <w:sz w:val="22"/>
         </w:rPr>
-        <w:t>Step 3: Nominal Response Duration (</w:t>
-      </w:r>
-      <w:r>
-        <w:rPr>
-          <w:b/>
-          <w:i/>
-          <w:color w:val="145AA0"/>
-          <w:sz w:val="22"/>
-        </w:rPr>
-        <w:t>T_{response\_nom</w:t>
-      </w:r>
-      <w:r>
-        <w:rPr>
-          <w:b/>
-          <w:color w:val="282C34"/>
-          <w:sz w:val="22"/>
-        </w:rPr>
-        <w:t>)</w:t>
+        <w:t>Step 3: Nominal Response Duration (T_response_nom)</w:t>
       </w:r>
     </w:p>
     <w:p>
@@ -481,65 +460,53 @@
           <w:color w:val="282C34"/>
           <w:sz w:val="21"/>
         </w:rPr>
-        <w:t xml:space="preserve">For an </w:t>
-      </w:r>
-      <w:r>
-        <w:rPr>
-          <w:i/>
-          <w:color w:val="145AA0"/>
-          <w:sz w:val="21"/>
-        </w:rPr>
-        <w:t>N</w:t>
-      </w:r>
-      <w:r>
-        <w:rPr>
-          <w:color w:val="282C34"/>
-          <w:sz w:val="21"/>
-        </w:rPr>
-        <w:t>-byte payload (</w:t>
-      </w:r>
-      <w:r>
-        <w:rPr>
-          <w:i/>
-          <w:color w:val="145AA0"/>
-          <w:sz w:val="21"/>
-        </w:rPr>
-        <w:t>N \in \{1 \dots 8\</w:t>
-      </w:r>
-      <w:r>
-        <w:rPr>
-          <w:color w:val="282C34"/>
-          <w:sz w:val="21"/>
-        </w:rPr>
-        <w:t>) plus 1 Checksum byte:</w:t>
+        <w:t>For an N-byte payload (N in {1 ... 8}) plus 1 Checksum byte:</w:t>
       </w:r>
     </w:p>
-    <w:p>
-      <w:pPr>
-        <w:spacing w:after="80"/>
-      </w:pPr>
-      <w:r>
-        <w:rPr>
-          <w:i/>
-          <w:color w:val="145AA0"/>
-          <w:sz w:val="21"/>
-        </w:rPr>
-      </w:r>
-      <w:r>
-        <w:rPr>
-          <w:color w:val="282C34"/>
-          <w:sz w:val="21"/>
-        </w:rPr>
-        <w:t>T_{response\_nom} = 10 \times (N + 1) \times T_{bit}</w:t>
-      </w:r>
-      <w:r>
-        <w:rPr>
-          <w:i/>
-          <w:color w:val="145AA0"/>
-          <w:sz w:val="21"/>
-        </w:rPr>
-      </w:r>
-    </w:p>
+    <w:tbl>
+      <w:tblPr>
+        <w:tblW w:type="auto" w:w="0"/>
+        <w:jc w:val="center"/>
+        <w:tblLook w:firstColumn="1" w:firstRow="1" w:lastColumn="0" w:lastRow="0" w:noHBand="0" w:noVBand="1" w:val="04A0"/>
+      </w:tblPr>
+      <w:tblGrid>
+        <w:gridCol w:w="9792"/>
+      </w:tblGrid>
+      <w:tr>
+        <w:tc>
+          <w:tcPr>
+            <w:tcW w:type="dxa" w:w="9792"/>
+            <w:shd w:fill="F5F6F8"/>
+            <w:tcMar>
+              <w:top w:w="80" w:type="dxa"/>
+              <w:bottom w:w="80" w:type="dxa"/>
+              <w:left w:w="140" w:type="dxa"/>
+              <w:right w:w="140" w:type="dxa"/>
+            </w:tcMar>
+            <w:tcBorders>
+              <w:left w:val="single" w:sz="18" w:space="0" w:color="CBD5E0"/>
+              <w:top w:val="none"/>
+              <w:right w:val="none"/>
+              <w:bottom w:val="none"/>
+            </w:tcBorders>
+          </w:tcPr>
+          <w:p>
+            <w:pPr>
+              <w:spacing w:line="240" w:lineRule="auto" w:after="0"/>
+            </w:pPr>
+            <w:r>
+              <w:rPr>
+                <w:rFonts w:ascii="Consolas" w:hAnsi="Consolas"/>
+                <w:color w:val="2D3748"/>
+                <w:sz w:val="18"/>
+              </w:rPr>
+              <w:t>T_response_nom = 10 * (N + 1) * T_bit</w:t>
+            </w:r>
+          </w:p>
+        </w:tc>
+      </w:tr>
+    </w:tbl>
+    <w:p/>
     <w:p>
       <w:pPr>
         <w:spacing w:before="120" w:after="40"/>
@@ -550,52 +517,53 @@
           <w:color w:val="282C34"/>
           <w:sz w:val="22"/>
         </w:rPr>
-        <w:t>Step 4: Total Nominal Frame Duration (</w:t>
-      </w:r>
-      <w:r>
-        <w:rPr>
-          <w:b/>
-          <w:i/>
-          <w:color w:val="145AA0"/>
-          <w:sz w:val="22"/>
-        </w:rPr>
-        <w:t>T_{frame\_nom</w:t>
-      </w:r>
-      <w:r>
-        <w:rPr>
-          <w:b/>
-          <w:color w:val="282C34"/>
-          <w:sz w:val="22"/>
-        </w:rPr>
-        <w:t>)</w:t>
+        <w:t>Step 4: Total Nominal Frame Duration (T_frame_nom)</w:t>
       </w:r>
     </w:p>
-    <w:p>
-      <w:pPr>
-        <w:spacing w:after="80"/>
-      </w:pPr>
-      <w:r>
-        <w:rPr>
-          <w:i/>
-          <w:color w:val="145AA0"/>
-          <w:sz w:val="21"/>
-        </w:rPr>
-      </w:r>
-      <w:r>
-        <w:rPr>
-          <w:color w:val="282C34"/>
-          <w:sz w:val="21"/>
-        </w:rPr>
-        <w:t>T_{frame\_nom} = T_{header\_nom} + T_{response\_nom} = \Big( 34 + 10 \times (N + 1) \Big) \times T_{bit}</w:t>
-      </w:r>
-      <w:r>
-        <w:rPr>
-          <w:i/>
-          <w:color w:val="145AA0"/>
-          <w:sz w:val="21"/>
-        </w:rPr>
-      </w:r>
-    </w:p>
+    <w:tbl>
+      <w:tblPr>
+        <w:tblW w:type="auto" w:w="0"/>
+        <w:jc w:val="center"/>
+        <w:tblLook w:firstColumn="1" w:firstRow="1" w:lastColumn="0" w:lastRow="0" w:noHBand="0" w:noVBand="1" w:val="04A0"/>
+      </w:tblPr>
+      <w:tblGrid>
+        <w:gridCol w:w="9792"/>
+      </w:tblGrid>
+      <w:tr>
+        <w:tc>
+          <w:tcPr>
+            <w:tcW w:type="dxa" w:w="9792"/>
+            <w:shd w:fill="F5F6F8"/>
+            <w:tcMar>
+              <w:top w:w="80" w:type="dxa"/>
+              <w:bottom w:w="80" w:type="dxa"/>
+              <w:left w:w="140" w:type="dxa"/>
+              <w:right w:w="140" w:type="dxa"/>
+            </w:tcMar>
+            <w:tcBorders>
+              <w:left w:val="single" w:sz="18" w:space="0" w:color="CBD5E0"/>
+              <w:top w:val="none"/>
+              <w:right w:val="none"/>
+              <w:bottom w:val="none"/>
+            </w:tcBorders>
+          </w:tcPr>
+          <w:p>
+            <w:pPr>
+              <w:spacing w:line="240" w:lineRule="auto" w:after="0"/>
+            </w:pPr>
+            <w:r>
+              <w:rPr>
+                <w:rFonts w:ascii="Consolas" w:hAnsi="Consolas"/>
+                <w:color w:val="2D3748"/>
+                <w:sz w:val="18"/>
+              </w:rPr>
+              <w:t>T_frame_nom = T_header_nom + T_response_nom = ( 34 + 10 * (N + 1) ) * T_bit</w:t>
+            </w:r>
+          </w:p>
+        </w:tc>
+      </w:tr>
+    </w:tbl>
+    <w:p/>
     <w:p>
       <w:pPr>
         <w:spacing w:before="120" w:after="40"/>
@@ -606,24 +574,7 @@
           <w:color w:val="282C34"/>
           <w:sz w:val="22"/>
         </w:rPr>
-        <w:t>Step 5: Maximum Allowable Frame Slot Budget (</w:t>
-      </w:r>
-      <w:r>
-        <w:rPr>
-          <w:b/>
-          <w:i/>
-          <w:color w:val="145AA0"/>
-          <w:sz w:val="22"/>
-        </w:rPr>
-        <w:t>T_{frame\_max</w:t>
-      </w:r>
-      <w:r>
-        <w:rPr>
-          <w:b/>
-          <w:color w:val="282C34"/>
-          <w:sz w:val="22"/>
-        </w:rPr>
-        <w:t>)</w:t>
+        <w:t>Step 5: Maximum Allowable Frame Slot Budget (T_frame_max)</w:t>
       </w:r>
     </w:p>
     <w:p>
@@ -643,7 +594,7 @@
           <w:color w:val="282C34"/>
           <w:sz w:val="21"/>
         </w:rPr>
-        <w:t>$1.4\times$ slot multiplier</w:t>
+        <w:t>1.4* slot multiplier</w:t>
       </w:r>
       <w:r>
         <w:rPr>
@@ -653,32 +604,50 @@
         <w:t>:</w:t>
       </w:r>
     </w:p>
-    <w:p>
-      <w:pPr>
-        <w:spacing w:after="80"/>
-      </w:pPr>
-      <w:r>
-        <w:rPr>
-          <w:i/>
-          <w:color w:val="145AA0"/>
-          <w:sz w:val="21"/>
-        </w:rPr>
-      </w:r>
-      <w:r>
-        <w:rPr>
-          <w:color w:val="282C34"/>
-          <w:sz w:val="21"/>
-        </w:rPr>
-        <w:t>T_{frame\_max} = 1.4 \times T_{frame\_nom}</w:t>
-      </w:r>
-      <w:r>
-        <w:rPr>
-          <w:i/>
-          <w:color w:val="145AA0"/>
-          <w:sz w:val="21"/>
-        </w:rPr>
-      </w:r>
-    </w:p>
+    <w:tbl>
+      <w:tblPr>
+        <w:tblW w:type="auto" w:w="0"/>
+        <w:jc w:val="center"/>
+        <w:tblLook w:firstColumn="1" w:firstRow="1" w:lastColumn="0" w:lastRow="0" w:noHBand="0" w:noVBand="1" w:val="04A0"/>
+      </w:tblPr>
+      <w:tblGrid>
+        <w:gridCol w:w="9792"/>
+      </w:tblGrid>
+      <w:tr>
+        <w:tc>
+          <w:tcPr>
+            <w:tcW w:type="dxa" w:w="9792"/>
+            <w:shd w:fill="F5F6F8"/>
+            <w:tcMar>
+              <w:top w:w="80" w:type="dxa"/>
+              <w:bottom w:w="80" w:type="dxa"/>
+              <w:left w:w="140" w:type="dxa"/>
+              <w:right w:w="140" w:type="dxa"/>
+            </w:tcMar>
+            <w:tcBorders>
+              <w:left w:val="single" w:sz="18" w:space="0" w:color="CBD5E0"/>
+              <w:top w:val="none"/>
+              <w:right w:val="none"/>
+              <w:bottom w:val="none"/>
+            </w:tcBorders>
+          </w:tcPr>
+          <w:p>
+            <w:pPr>
+              <w:spacing w:line="240" w:lineRule="auto" w:after="0"/>
+            </w:pPr>
+            <w:r>
+              <w:rPr>
+                <w:rFonts w:ascii="Consolas" w:hAnsi="Consolas"/>
+                <w:color w:val="2D3748"/>
+                <w:sz w:val="18"/>
+              </w:rPr>
+              <w:t>T_frame_max = 1.4 * T_frame_nom</w:t>
+            </w:r>
+          </w:p>
+        </w:tc>
+      </w:tr>
+    </w:tbl>
+    <w:p/>
     <w:p>
       <w:pPr>
         <w:spacing w:before="160" w:after="80"/>
@@ -738,24 +707,7 @@
                 <w:color w:val="FFFFFF"/>
                 <w:sz w:val="19"/>
               </w:rPr>
-              <w:t>Payload (</w:t>
-            </w:r>
-            <w:r>
-              <w:rPr>
-                <w:b/>
-                <w:i/>
-                <w:color w:val="145AA0"/>
-                <w:sz w:val="19"/>
-              </w:rPr>
-              <w:t>N</w:t>
-            </w:r>
-            <w:r>
-              <w:rPr>
-                <w:b/>
-                <w:color w:val="FFFFFF"/>
-                <w:sz w:val="19"/>
-              </w:rPr>
-              <w:t>)</w:t>
+              <w:t>Payload (N)</w:t>
             </w:r>
           </w:p>
         </w:tc>
@@ -859,24 +811,7 @@
                 <w:color w:val="FFFFFF"/>
                 <w:sz w:val="19"/>
               </w:rPr>
-              <w:t>Nominal Time (</w:t>
-            </w:r>
-            <w:r>
-              <w:rPr>
-                <w:b/>
-                <w:i/>
-                <w:color w:val="145AA0"/>
-                <w:sz w:val="19"/>
-              </w:rPr>
-              <w:t>T_{nom</w:t>
-            </w:r>
-            <w:r>
-              <w:rPr>
-                <w:b/>
-                <w:color w:val="FFFFFF"/>
-                <w:sz w:val="19"/>
-              </w:rPr>
-              <w:t>)</w:t>
+              <w:t>Nominal Time (T_nom)</w:t>
             </w:r>
           </w:p>
         </w:tc>
@@ -902,24 +837,7 @@
                 <w:color w:val="FFFFFF"/>
                 <w:sz w:val="19"/>
               </w:rPr>
-              <w:t>Max Slot Budget (</w:t>
-            </w:r>
-            <w:r>
-              <w:rPr>
-                <w:b/>
-                <w:i/>
-                <w:color w:val="145AA0"/>
-                <w:sz w:val="19"/>
-              </w:rPr>
-              <w:t>T_{max</w:t>
-            </w:r>
-            <w:r>
-              <w:rPr>
-                <w:b/>
-                <w:color w:val="FFFFFF"/>
-                <w:sz w:val="19"/>
-              </w:rPr>
-              <w:t>)</w:t>
+              <w:t>Max Slot Budget (T_max)</w:t>
             </w:r>
           </w:p>
         </w:tc>
@@ -1066,11 +984,10 @@
             </w:pPr>
             <w:r>
               <w:rPr>
-                <w:i/>
-                <w:color w:val="145AA0"/>
+                <w:color w:val="282C34"/>
                 <w:sz w:val="18"/>
               </w:rPr>
-              <w:t>2.81\,ms</w:t>
+              <w:t>2.81 ms</w:t>
             </w:r>
           </w:p>
         </w:tc>
@@ -1095,7 +1012,7 @@
                 <w:color w:val="282C34"/>
                 <w:sz w:val="18"/>
               </w:rPr>
-              <w:t>$3.94\,\text{ms}$</w:t>
+              <w:t>3.94 ms</w:t>
             </w:r>
           </w:p>
         </w:tc>
@@ -1116,11 +1033,10 @@
             </w:pPr>
             <w:r>
               <w:rPr>
-                <w:i/>
-                <w:color w:val="145AA0"/>
+                <w:color w:val="282C34"/>
                 <w:sz w:val="18"/>
               </w:rPr>
-              <w:t>253.9\,fps</w:t>
+              <w:t>253.9 fps</w:t>
             </w:r>
           </w:p>
         </w:tc>
@@ -1246,11 +1162,10 @@
             </w:pPr>
             <w:r>
               <w:rPr>
-                <w:i/>
-                <w:color w:val="145AA0"/>
+                <w:color w:val="282C34"/>
                 <w:sz w:val="18"/>
               </w:rPr>
-              <w:t>3.33\,ms</w:t>
+              <w:t>3.33 ms</w:t>
             </w:r>
           </w:p>
         </w:tc>
@@ -1276,7 +1191,7 @@
                 <w:color w:val="282C34"/>
                 <w:sz w:val="18"/>
               </w:rPr>
-              <w:t>$4.67\,\text{ms}$</w:t>
+              <w:t>4.67 ms</w:t>
             </w:r>
           </w:p>
         </w:tc>
@@ -1298,11 +1213,10 @@
             </w:pPr>
             <w:r>
               <w:rPr>
-                <w:i/>
-                <w:color w:val="145AA0"/>
+                <w:color w:val="282C34"/>
                 <w:sz w:val="18"/>
               </w:rPr>
-              <w:t>214.2\,fps</w:t>
+              <w:t>214.2 fps</w:t>
             </w:r>
           </w:p>
         </w:tc>
@@ -1423,11 +1337,10 @@
             </w:pPr>
             <w:r>
               <w:rPr>
-                <w:i/>
-                <w:color w:val="145AA0"/>
+                <w:color w:val="282C34"/>
                 <w:sz w:val="18"/>
               </w:rPr>
-              <w:t>4.38\,ms</w:t>
+              <w:t>4.38 ms</w:t>
             </w:r>
           </w:p>
         </w:tc>
@@ -1452,7 +1365,7 @@
                 <w:color w:val="282C34"/>
                 <w:sz w:val="18"/>
               </w:rPr>
-              <w:t>$6.12\,\text{ms}$</w:t>
+              <w:t>6.12 ms</w:t>
             </w:r>
           </w:p>
         </w:tc>
@@ -1473,11 +1386,10 @@
             </w:pPr>
             <w:r>
               <w:rPr>
-                <w:i/>
-                <w:color w:val="145AA0"/>
+                <w:color w:val="282C34"/>
                 <w:sz w:val="18"/>
               </w:rPr>
-              <w:t>163.3\,fps</w:t>
+              <w:t>163.3 fps</w:t>
             </w:r>
           </w:p>
         </w:tc>
@@ -1603,11 +1515,10 @@
             </w:pPr>
             <w:r>
               <w:rPr>
-                <w:i/>
-                <w:color w:val="145AA0"/>
+                <w:color w:val="282C34"/>
                 <w:sz w:val="18"/>
               </w:rPr>
-              <w:t>6.46\,ms</w:t>
+              <w:t>6.46 ms</w:t>
             </w:r>
           </w:p>
         </w:tc>
@@ -1633,7 +1544,7 @@
                 <w:color w:val="282C34"/>
                 <w:sz w:val="18"/>
               </w:rPr>
-              <w:t>$9.04\,\text{ms}$</w:t>
+              <w:t>9.04 ms</w:t>
             </w:r>
           </w:p>
         </w:tc>
@@ -1655,11 +1566,10 @@
             </w:pPr>
             <w:r>
               <w:rPr>
-                <w:i/>
-                <w:color w:val="145AA0"/>
+                <w:color w:val="282C34"/>
                 <w:sz w:val="18"/>
               </w:rPr>
-              <w:t>110.6\,fps</w:t>
+              <w:t>110.6 fps</w:t>
             </w:r>
           </w:p>
         </w:tc>
@@ -1712,22 +1622,7 @@
               </w:rPr>
               <w:t>[!TIP]</w:t>
               <w:br/>
-              <w:t xml:space="preserve">When designing Master Schedule Tables, set the slot duration to at least </w:t>
-            </w:r>
-            <w:r>
-              <w:rPr>
-                <w:i/>
-                <w:color w:val="145AA0"/>
-                <w:sz w:val="20"/>
-              </w:rPr>
-              <w:t>T_{frame\_max</w:t>
-            </w:r>
-            <w:r>
-              <w:rPr>
-                <w:color w:val="282C34"/>
-                <w:sz w:val="20"/>
-              </w:rPr>
-              <w:t xml:space="preserve"> (e.g., allocate a </w:t>
+              <w:t xml:space="preserve">When designing Master Schedule Tables, set the slot duration to at least T_frame_max (e.g., allocate a </w:t>
             </w:r>
             <w:r>
               <w:rPr>
@@ -1735,7 +1630,7 @@
                 <w:color w:val="282C34"/>
                 <w:sz w:val="20"/>
               </w:rPr>
-              <w:t>$10.0\,\text{ms}$</w:t>
+              <w:t>10.0 ms</w:t>
             </w:r>
             <w:r>
               <w:rPr>
@@ -1787,29 +1682,14 @@
           <w:color w:val="282C34"/>
           <w:sz w:val="21"/>
         </w:rPr>
-        <w:t>$\pm 14\%$ uncalibrated frequency drift</w:t>
+        <w:t>± 14\% uncalibrated frequency drift</w:t>
       </w:r>
       <w:r>
         <w:rPr>
           <w:color w:val="282C34"/>
           <w:sz w:val="21"/>
         </w:rPr>
-        <w:t xml:space="preserve"> across automotive temperature extremes (</w:t>
-      </w:r>
-      <w:r>
-        <w:rPr>
-          <w:i/>
-          <w:color w:val="145AA0"/>
-          <w:sz w:val="21"/>
-        </w:rPr>
-        <w:t>-40^\circC \dots +125^\circC</w:t>
-      </w:r>
-      <w:r>
-        <w:rPr>
-          <w:color w:val="282C34"/>
-          <w:sz w:val="21"/>
-        </w:rPr>
-        <w:t>).</w:t>
+        <w:t xml:space="preserve"> across automotive temperature extremes (-40°C ... +125°C).</w:t>
       </w:r>
     </w:p>
     <w:p>
@@ -1969,37 +1849,7 @@
           <w:color w:val="282C34"/>
           <w:sz w:val="21"/>
         </w:rPr>
-        <w:t>: An internal MCU hardware timer configured for Input Capture records the timestamp of Edge 1 (</w:t>
-      </w:r>
-      <w:r>
-        <w:rPr>
-          <w:i/>
-          <w:color w:val="145AA0"/>
-          <w:sz w:val="21"/>
-        </w:rPr>
-        <w:t>t_1</w:t>
-      </w:r>
-      <w:r>
-        <w:rPr>
-          <w:color w:val="282C34"/>
-          <w:sz w:val="21"/>
-        </w:rPr>
-        <w:t>) and Edge 5 (</w:t>
-      </w:r>
-      <w:r>
-        <w:rPr>
-          <w:i/>
-          <w:color w:val="145AA0"/>
-          <w:sz w:val="21"/>
-        </w:rPr>
-        <w:t>t_5</w:t>
-      </w:r>
-      <w:r>
-        <w:rPr>
-          <w:color w:val="282C34"/>
-          <w:sz w:val="21"/>
-        </w:rPr>
-        <w:t>).</w:t>
+        <w:t>: An internal MCU hardware timer configured for Input Capture records the timestamp of Edge 1 (t_1) and Edge 5 (t_5).</w:t>
       </w:r>
     </w:p>
     <w:p>
@@ -2024,32 +1874,50 @@
         <w:t>:</w:t>
       </w:r>
     </w:p>
-    <w:p>
-      <w:pPr>
-        <w:spacing w:after="80"/>
-      </w:pPr>
-      <w:r>
-        <w:rPr>
-          <w:i/>
-          <w:color w:val="145AA0"/>
-          <w:sz w:val="21"/>
-        </w:rPr>
-      </w:r>
-      <w:r>
-        <w:rPr>
-          <w:color w:val="282C34"/>
-          <w:sz w:val="21"/>
-        </w:rPr>
-        <w:t>\Delta T = t_5 - t_1 = 8 \times T_{bit\_master}</w:t>
-      </w:r>
-      <w:r>
-        <w:rPr>
-          <w:i/>
-          <w:color w:val="145AA0"/>
-          <w:sz w:val="21"/>
-        </w:rPr>
-      </w:r>
-    </w:p>
+    <w:tbl>
+      <w:tblPr>
+        <w:tblW w:type="auto" w:w="0"/>
+        <w:jc w:val="center"/>
+        <w:tblLook w:firstColumn="1" w:firstRow="1" w:lastColumn="0" w:lastRow="0" w:noHBand="0" w:noVBand="1" w:val="04A0"/>
+      </w:tblPr>
+      <w:tblGrid>
+        <w:gridCol w:w="9792"/>
+      </w:tblGrid>
+      <w:tr>
+        <w:tc>
+          <w:tcPr>
+            <w:tcW w:type="dxa" w:w="9792"/>
+            <w:shd w:fill="F5F6F8"/>
+            <w:tcMar>
+              <w:top w:w="80" w:type="dxa"/>
+              <w:bottom w:w="80" w:type="dxa"/>
+              <w:left w:w="140" w:type="dxa"/>
+              <w:right w:w="140" w:type="dxa"/>
+            </w:tcMar>
+            <w:tcBorders>
+              <w:left w:val="single" w:sz="18" w:space="0" w:color="CBD5E0"/>
+              <w:top w:val="none"/>
+              <w:right w:val="none"/>
+              <w:bottom w:val="none"/>
+            </w:tcBorders>
+          </w:tcPr>
+          <w:p>
+            <w:pPr>
+              <w:spacing w:line="240" w:lineRule="auto" w:after="0"/>
+            </w:pPr>
+            <w:r>
+              <w:rPr>
+                <w:rFonts w:ascii="Consolas" w:hAnsi="Consolas"/>
+                <w:color w:val="2D3748"/>
+                <w:sz w:val="18"/>
+              </w:rPr>
+              <w:t>Δ T = t_5 - t_1 = 8 * T_bit_master</w:t>
+            </w:r>
+          </w:p>
+        </w:tc>
+      </w:tr>
+    </w:tbl>
+    <w:p/>
     <w:p>
       <w:pPr>
         <w:pStyle w:val="ListNumber"/>
@@ -2062,7 +1930,7 @@
           <w:color w:val="282C34"/>
           <w:sz w:val="21"/>
         </w:rPr>
-        <w:t>Derived Bit Period ($T_{bit}$)</w:t>
+        <w:t>Derived Bit Period (T_bit)</w:t>
       </w:r>
       <w:r>
         <w:rPr>
@@ -2072,32 +1940,50 @@
         <w:t>:</w:t>
       </w:r>
     </w:p>
-    <w:p>
-      <w:pPr>
-        <w:spacing w:after="80"/>
-      </w:pPr>
-      <w:r>
-        <w:rPr>
-          <w:i/>
-          <w:color w:val="145AA0"/>
-          <w:sz w:val="21"/>
-        </w:rPr>
-      </w:r>
-      <w:r>
-        <w:rPr>
-          <w:color w:val="282C34"/>
-          <w:sz w:val="21"/>
-        </w:rPr>
-        <w:t>T_{bit} = \frac{\Delta T}{8}</w:t>
-      </w:r>
-      <w:r>
-        <w:rPr>
-          <w:i/>
-          <w:color w:val="145AA0"/>
-          <w:sz w:val="21"/>
-        </w:rPr>
-      </w:r>
-    </w:p>
+    <w:tbl>
+      <w:tblPr>
+        <w:tblW w:type="auto" w:w="0"/>
+        <w:jc w:val="center"/>
+        <w:tblLook w:firstColumn="1" w:firstRow="1" w:lastColumn="0" w:lastRow="0" w:noHBand="0" w:noVBand="1" w:val="04A0"/>
+      </w:tblPr>
+      <w:tblGrid>
+        <w:gridCol w:w="9792"/>
+      </w:tblGrid>
+      <w:tr>
+        <w:tc>
+          <w:tcPr>
+            <w:tcW w:type="dxa" w:w="9792"/>
+            <w:shd w:fill="F5F6F8"/>
+            <w:tcMar>
+              <w:top w:w="80" w:type="dxa"/>
+              <w:bottom w:w="80" w:type="dxa"/>
+              <w:left w:w="140" w:type="dxa"/>
+              <w:right w:w="140" w:type="dxa"/>
+            </w:tcMar>
+            <w:tcBorders>
+              <w:left w:val="single" w:sz="18" w:space="0" w:color="CBD5E0"/>
+              <w:top w:val="none"/>
+              <w:right w:val="none"/>
+              <w:bottom w:val="none"/>
+            </w:tcBorders>
+          </w:tcPr>
+          <w:p>
+            <w:pPr>
+              <w:spacing w:line="240" w:lineRule="auto" w:after="0"/>
+            </w:pPr>
+            <w:r>
+              <w:rPr>
+                <w:rFonts w:ascii="Consolas" w:hAnsi="Consolas"/>
+                <w:color w:val="2D3748"/>
+                <w:sz w:val="18"/>
+              </w:rPr>
+              <w:t>T_bit = (Δ T) / 8</w:t>
+            </w:r>
+          </w:p>
+        </w:tc>
+      </w:tr>
+    </w:tbl>
+    <w:p/>
     <w:p>
       <w:pPr>
         <w:pStyle w:val="ListNumber"/>
@@ -2129,50 +2015,53 @@
           <w:color w:val="282C34"/>
           <w:sz w:val="21"/>
         </w:rPr>
-        <w:t xml:space="preserve">Given an internal slave timer clock frequency </w:t>
-      </w:r>
-      <w:r>
-        <w:rPr>
-          <w:i/>
-          <w:color w:val="145AA0"/>
-          <w:sz w:val="21"/>
-        </w:rPr>
-        <w:t>f_{timer</w:t>
-      </w:r>
-      <w:r>
-        <w:rPr>
-          <w:color w:val="282C34"/>
-          <w:sz w:val="21"/>
-        </w:rPr>
-        <w:t>:</w:t>
+        <w:t>Given an internal slave timer clock frequency f_timer:</w:t>
       </w:r>
     </w:p>
-    <w:p>
-      <w:pPr>
-        <w:spacing w:after="80"/>
-      </w:pPr>
-      <w:r>
-        <w:rPr>
-          <w:i/>
-          <w:color w:val="145AA0"/>
-          <w:sz w:val="21"/>
-        </w:rPr>
-      </w:r>
-      <w:r>
-        <w:rPr>
-          <w:color w:val="282C34"/>
-          <w:sz w:val="21"/>
-        </w:rPr>
-        <w:t>\text{Baud Divisor (BRR)} = \frac{\Delta T_{\text{timer ticks}}}{8}</w:t>
-      </w:r>
-      <w:r>
-        <w:rPr>
-          <w:i/>
-          <w:color w:val="145AA0"/>
-          <w:sz w:val="21"/>
-        </w:rPr>
-      </w:r>
-    </w:p>
+    <w:tbl>
+      <w:tblPr>
+        <w:tblW w:type="auto" w:w="0"/>
+        <w:jc w:val="center"/>
+        <w:tblLook w:firstColumn="1" w:firstRow="1" w:lastColumn="0" w:lastRow="0" w:noHBand="0" w:noVBand="1" w:val="04A0"/>
+      </w:tblPr>
+      <w:tblGrid>
+        <w:gridCol w:w="9792"/>
+      </w:tblGrid>
+      <w:tr>
+        <w:tc>
+          <w:tcPr>
+            <w:tcW w:type="dxa" w:w="9792"/>
+            <w:shd w:fill="F5F6F8"/>
+            <w:tcMar>
+              <w:top w:w="80" w:type="dxa"/>
+              <w:bottom w:w="80" w:type="dxa"/>
+              <w:left w:w="140" w:type="dxa"/>
+              <w:right w:w="140" w:type="dxa"/>
+            </w:tcMar>
+            <w:tcBorders>
+              <w:left w:val="single" w:sz="18" w:space="0" w:color="CBD5E0"/>
+              <w:top w:val="none"/>
+              <w:right w:val="none"/>
+              <w:bottom w:val="none"/>
+            </w:tcBorders>
+          </w:tcPr>
+          <w:p>
+            <w:pPr>
+              <w:spacing w:line="240" w:lineRule="auto" w:after="0"/>
+            </w:pPr>
+            <w:r>
+              <w:rPr>
+                <w:rFonts w:ascii="Consolas" w:hAnsi="Consolas"/>
+                <w:color w:val="2D3748"/>
+                <w:sz w:val="18"/>
+              </w:rPr>
+              <w:t>Baud Divisor (BRR) = (Δ T_timer ticks) / 8</w:t>
+            </w:r>
+          </w:p>
+        </w:tc>
+      </w:tr>
+    </w:tbl>
+    <w:p/>
     <w:tbl>
       <w:tblPr>
         <w:tblW w:type="auto" w:w="0"/>
@@ -2465,7 +2354,7 @@
                 <w:color w:val="282C34"/>
                 <w:sz w:val="18"/>
               </w:rPr>
-              <w:t>$\le \pm 0.5\%$</w:t>
+              <w:t>&lt;= ± 0.5\%</w:t>
             </w:r>
           </w:p>
         </w:tc>
@@ -2544,7 +2433,7 @@
                 <w:color w:val="282C34"/>
                 <w:sz w:val="18"/>
               </w:rPr>
-              <w:t>$\le \pm 1.5\%$</w:t>
+              <w:t>&lt;= ± 1.5\%</w:t>
             </w:r>
           </w:p>
         </w:tc>
@@ -2620,7 +2509,7 @@
                 <w:color w:val="282C34"/>
                 <w:sz w:val="18"/>
               </w:rPr>
-              <w:t>$\le \pm 14.0\%$</w:t>
+              <w:t>&lt;= ± 14.0\%</w:t>
             </w:r>
           </w:p>
         </w:tc>
@@ -2699,7 +2588,7 @@
                 <w:color w:val="282C34"/>
                 <w:sz w:val="18"/>
               </w:rPr>
-              <w:t>$\le \pm 1.5\%$</w:t>
+              <w:t>&lt;= ± 1.5\%</w:t>
             </w:r>
             <w:r>
               <w:rPr>
@@ -2830,76 +2719,97 @@
           <w:color w:val="282C34"/>
           <w:sz w:val="21"/>
         </w:rPr>
-        <w:t>The physical transmitter must ensure that the generated dominant pulse duration (</w:t>
-      </w:r>
-      <w:r>
-        <w:rPr>
-          <w:i/>
-          <w:color w:val="145AA0"/>
-          <w:sz w:val="21"/>
-        </w:rPr>
-        <w:t>t_{bus\_dom</w:t>
-      </w:r>
-      <w:r>
-        <w:rPr>
-          <w:color w:val="282C34"/>
-          <w:sz w:val="21"/>
-        </w:rPr>
-        <w:t>) satisfies two formal duty cycle limits:</w:t>
+        <w:t>The physical transmitter must ensure that the generated dominant pulse duration (t_bus_dom) satisfies two formal duty cycle limits:</w:t>
       </w:r>
     </w:p>
-    <w:p>
-      <w:pPr>
-        <w:spacing w:after="80"/>
-      </w:pPr>
-      <w:r>
-        <w:rPr>
-          <w:i/>
-          <w:color w:val="145AA0"/>
-          <w:sz w:val="21"/>
-        </w:rPr>
-      </w:r>
-      <w:r>
-        <w:rPr>
-          <w:color w:val="282C34"/>
-          <w:sz w:val="21"/>
-        </w:rPr>
-        <w:t>\text{Duty Cycle 1 (D1)} = \frac{t_{bus\_rec(min)}}{2 \times T_{bit}} \ge 0.396</w:t>
-      </w:r>
-      <w:r>
-        <w:rPr>
-          <w:i/>
-          <w:color w:val="145AA0"/>
-          <w:sz w:val="21"/>
-        </w:rPr>
-      </w:r>
-    </w:p>
-    <w:p>
-      <w:pPr>
-        <w:spacing w:after="80"/>
-      </w:pPr>
-      <w:r>
-        <w:rPr>
-          <w:i/>
-          <w:color w:val="145AA0"/>
-          <w:sz w:val="21"/>
-        </w:rPr>
-      </w:r>
-      <w:r>
-        <w:rPr>
-          <w:color w:val="282C34"/>
-          <w:sz w:val="21"/>
-        </w:rPr>
-        <w:t>\text{Duty Cycle 2 (D2)} = \frac{t_{bus\_rec(max)}}{2 \times T_{bit}} \le 0.581</w:t>
-      </w:r>
-      <w:r>
-        <w:rPr>
-          <w:i/>
-          <w:color w:val="145AA0"/>
-          <w:sz w:val="21"/>
-        </w:rPr>
-      </w:r>
-    </w:p>
+    <w:tbl>
+      <w:tblPr>
+        <w:tblW w:type="auto" w:w="0"/>
+        <w:jc w:val="center"/>
+        <w:tblLook w:firstColumn="1" w:firstRow="1" w:lastColumn="0" w:lastRow="0" w:noHBand="0" w:noVBand="1" w:val="04A0"/>
+      </w:tblPr>
+      <w:tblGrid>
+        <w:gridCol w:w="9792"/>
+      </w:tblGrid>
+      <w:tr>
+        <w:tc>
+          <w:tcPr>
+            <w:tcW w:type="dxa" w:w="9792"/>
+            <w:shd w:fill="F5F6F8"/>
+            <w:tcMar>
+              <w:top w:w="80" w:type="dxa"/>
+              <w:bottom w:w="80" w:type="dxa"/>
+              <w:left w:w="140" w:type="dxa"/>
+              <w:right w:w="140" w:type="dxa"/>
+            </w:tcMar>
+            <w:tcBorders>
+              <w:left w:val="single" w:sz="18" w:space="0" w:color="CBD5E0"/>
+              <w:top w:val="none"/>
+              <w:right w:val="none"/>
+              <w:bottom w:val="none"/>
+            </w:tcBorders>
+          </w:tcPr>
+          <w:p>
+            <w:pPr>
+              <w:spacing w:line="240" w:lineRule="auto" w:after="0"/>
+            </w:pPr>
+            <w:r>
+              <w:rPr>
+                <w:rFonts w:ascii="Consolas" w:hAnsi="Consolas"/>
+                <w:color w:val="2D3748"/>
+                <w:sz w:val="18"/>
+              </w:rPr>
+              <w:t>Duty Cycle 1 (D1) = t_bus_rec(min) / (2 * T_bit) &gt;= 0.396</w:t>
+            </w:r>
+          </w:p>
+        </w:tc>
+      </w:tr>
+    </w:tbl>
+    <w:p/>
+    <w:tbl>
+      <w:tblPr>
+        <w:tblW w:type="auto" w:w="0"/>
+        <w:jc w:val="center"/>
+        <w:tblLook w:firstColumn="1" w:firstRow="1" w:lastColumn="0" w:lastRow="0" w:noHBand="0" w:noVBand="1" w:val="04A0"/>
+      </w:tblPr>
+      <w:tblGrid>
+        <w:gridCol w:w="9792"/>
+      </w:tblGrid>
+      <w:tr>
+        <w:tc>
+          <w:tcPr>
+            <w:tcW w:type="dxa" w:w="9792"/>
+            <w:shd w:fill="F5F6F8"/>
+            <w:tcMar>
+              <w:top w:w="80" w:type="dxa"/>
+              <w:bottom w:w="80" w:type="dxa"/>
+              <w:left w:w="140" w:type="dxa"/>
+              <w:right w:w="140" w:type="dxa"/>
+            </w:tcMar>
+            <w:tcBorders>
+              <w:left w:val="single" w:sz="18" w:space="0" w:color="CBD5E0"/>
+              <w:top w:val="none"/>
+              <w:right w:val="none"/>
+              <w:bottom w:val="none"/>
+            </w:tcBorders>
+          </w:tcPr>
+          <w:p>
+            <w:pPr>
+              <w:spacing w:line="240" w:lineRule="auto" w:after="0"/>
+            </w:pPr>
+            <w:r>
+              <w:rPr>
+                <w:rFonts w:ascii="Consolas" w:hAnsi="Consolas"/>
+                <w:color w:val="2D3748"/>
+                <w:sz w:val="18"/>
+              </w:rPr>
+              <w:t>Duty Cycle 2 (D2) = t_bus_rec(max) / (2 * T_bit) &lt;= 0.581</w:t>
+            </w:r>
+          </w:p>
+        </w:tc>
+      </w:tr>
+    </w:tbl>
+    <w:p/>
     <w:p>
       <w:pPr>
         <w:spacing w:after="80"/>
@@ -2910,7 +2820,7 @@
           <w:color w:val="282C34"/>
           <w:sz w:val="21"/>
         </w:rPr>
-        <w:t>(where $t_{bus\_rec}$ is the recessive interval measured across the standardized receiver threshold levels at $19.2\,\text{kbps}$).</w:t>
+        <w:t>(where t_bus_rec is the recessive interval measured across the standardized receiver threshold levels at 19.2 kbps).</w:t>
       </w:r>
     </w:p>
     <w:p>
@@ -3026,65 +2936,53 @@
           <w:color w:val="282C34"/>
           <w:sz w:val="21"/>
         </w:rPr>
-        <w:t>The total lumped bus capacitance (</w:t>
-      </w:r>
-      <w:r>
-        <w:rPr>
-          <w:i/>
-          <w:color w:val="145AA0"/>
-          <w:sz w:val="21"/>
-        </w:rPr>
-        <w:t>C_{bus</w:t>
-      </w:r>
-      <w:r>
-        <w:rPr>
-          <w:color w:val="282C34"/>
-          <w:sz w:val="21"/>
-        </w:rPr>
-        <w:t>) comprises the capacitance of all connected nodes plus the physical wiring harness (</w:t>
-      </w:r>
-      <w:r>
-        <w:rPr>
-          <w:i/>
-          <w:color w:val="145AA0"/>
-          <w:sz w:val="21"/>
-        </w:rPr>
-        <w:t>C_{wire \approx 100\,pF/meter</w:t>
-      </w:r>
-      <w:r>
-        <w:rPr>
-          <w:color w:val="282C34"/>
-          <w:sz w:val="21"/>
-        </w:rPr>
-        <w:t>):</w:t>
+        <w:t>The total lumped bus capacitance (C_bus) comprises the capacitance of all connected nodes plus the physical wiring harness (C_wire ≈ 100 pF/meter):</w:t>
       </w:r>
     </w:p>
-    <w:p>
-      <w:pPr>
-        <w:spacing w:after="80"/>
-      </w:pPr>
-      <w:r>
-        <w:rPr>
-          <w:i/>
-          <w:color w:val="145AA0"/>
-          <w:sz w:val="21"/>
-        </w:rPr>
-      </w:r>
-      <w:r>
-        <w:rPr>
-          <w:color w:val="282C34"/>
-          <w:sz w:val="21"/>
-        </w:rPr>
-        <w:t>C_{bus} = C_{master} + \sum_{i=1}^{N} C_{slave\_i} + (L_{cable} \times C_{wire}) \le 10.0\,\text{nF}</w:t>
-      </w:r>
-      <w:r>
-        <w:rPr>
-          <w:i/>
-          <w:color w:val="145AA0"/>
-          <w:sz w:val="21"/>
-        </w:rPr>
-      </w:r>
-    </w:p>
+    <w:tbl>
+      <w:tblPr>
+        <w:tblW w:type="auto" w:w="0"/>
+        <w:jc w:val="center"/>
+        <w:tblLook w:firstColumn="1" w:firstRow="1" w:lastColumn="0" w:lastRow="0" w:noHBand="0" w:noVBand="1" w:val="04A0"/>
+      </w:tblPr>
+      <w:tblGrid>
+        <w:gridCol w:w="9792"/>
+      </w:tblGrid>
+      <w:tr>
+        <w:tc>
+          <w:tcPr>
+            <w:tcW w:type="dxa" w:w="9792"/>
+            <w:shd w:fill="F5F6F8"/>
+            <w:tcMar>
+              <w:top w:w="80" w:type="dxa"/>
+              <w:bottom w:w="80" w:type="dxa"/>
+              <w:left w:w="140" w:type="dxa"/>
+              <w:right w:w="140" w:type="dxa"/>
+            </w:tcMar>
+            <w:tcBorders>
+              <w:left w:val="single" w:sz="18" w:space="0" w:color="CBD5E0"/>
+              <w:top w:val="none"/>
+              <w:right w:val="none"/>
+              <w:bottom w:val="none"/>
+            </w:tcBorders>
+          </w:tcPr>
+          <w:p>
+            <w:pPr>
+              <w:spacing w:line="240" w:lineRule="auto" w:after="0"/>
+            </w:pPr>
+            <w:r>
+              <w:rPr>
+                <w:rFonts w:ascii="Consolas" w:hAnsi="Consolas"/>
+                <w:color w:val="2D3748"/>
+                <w:sz w:val="18"/>
+              </w:rPr>
+              <w:t>C_bus = C_master + Sum(i=1 to N) C_slave_i + (L_cable * C_wire) &lt;= 10.0 nF</w:t>
+            </w:r>
+          </w:p>
+        </w:tc>
+      </w:tr>
+    </w:tbl>
+    <w:p/>
     <w:p>
       <w:pPr>
         <w:pStyle w:val="ListBullet"/>
@@ -3097,7 +2995,7 @@
           <w:color w:val="282C34"/>
           <w:sz w:val="21"/>
         </w:rPr>
-        <w:t>Passive RC Rise Time ($t_r$)</w:t>
+        <w:t>Passive RC Rise Time (t_r)</w:t>
       </w:r>
       <w:r>
         <w:rPr>
@@ -3119,58 +3017,94 @@
         <w:t>The transition from Dominant (0V) back to Recessive (12V) is driven purely by the passive pull-up resistors:</w:t>
       </w:r>
     </w:p>
-    <w:p>
-      <w:pPr>
-        <w:spacing w:after="80"/>
-      </w:pPr>
-      <w:r>
-        <w:rPr>
-          <w:i/>
-          <w:color w:val="145AA0"/>
-          <w:sz w:val="21"/>
-        </w:rPr>
-      </w:r>
-      <w:r>
-        <w:rPr>
-          <w:color w:val="282C34"/>
-          <w:sz w:val="21"/>
-        </w:rPr>
-        <w:t>\tau = R_{bus\_eq} \times C_{bus}</w:t>
-      </w:r>
-      <w:r>
-        <w:rPr>
-          <w:i/>
-          <w:color w:val="145AA0"/>
-          <w:sz w:val="21"/>
-        </w:rPr>
-      </w:r>
-    </w:p>
-    <w:p>
-      <w:pPr>
-        <w:spacing w:after="80"/>
-      </w:pPr>
-      <w:r>
-        <w:rPr>
-          <w:i/>
-          <w:color w:val="145AA0"/>
-          <w:sz w:val="21"/>
-        </w:rPr>
-      </w:r>
-      <w:r>
-        <w:rPr>
-          <w:color w:val="282C34"/>
-          <w:sz w:val="21"/>
-        </w:rPr>
-        <w:t>t_r \approx 2.2 \times \tau = 2.2 \times R_{bus\_eq} \times C_{bus}</w:t>
-      </w:r>
-      <w:r>
-        <w:rPr>
-          <w:i/>
-          <w:color w:val="145AA0"/>
-          <w:sz w:val="21"/>
-        </w:rPr>
-      </w:r>
-    </w:p>
+    <w:tbl>
+      <w:tblPr>
+        <w:tblW w:type="auto" w:w="0"/>
+        <w:jc w:val="center"/>
+        <w:tblLook w:firstColumn="1" w:firstRow="1" w:lastColumn="0" w:lastRow="0" w:noHBand="0" w:noVBand="1" w:val="04A0"/>
+      </w:tblPr>
+      <w:tblGrid>
+        <w:gridCol w:w="9792"/>
+      </w:tblGrid>
+      <w:tr>
+        <w:tc>
+          <w:tcPr>
+            <w:tcW w:type="dxa" w:w="9792"/>
+            <w:shd w:fill="F5F6F8"/>
+            <w:tcMar>
+              <w:top w:w="80" w:type="dxa"/>
+              <w:bottom w:w="80" w:type="dxa"/>
+              <w:left w:w="140" w:type="dxa"/>
+              <w:right w:w="140" w:type="dxa"/>
+            </w:tcMar>
+            <w:tcBorders>
+              <w:left w:val="single" w:sz="18" w:space="0" w:color="CBD5E0"/>
+              <w:top w:val="none"/>
+              <w:right w:val="none"/>
+              <w:bottom w:val="none"/>
+            </w:tcBorders>
+          </w:tcPr>
+          <w:p>
+            <w:pPr>
+              <w:spacing w:line="240" w:lineRule="auto" w:after="0"/>
+            </w:pPr>
+            <w:r>
+              <w:rPr>
+                <w:rFonts w:ascii="Consolas" w:hAnsi="Consolas"/>
+                <w:color w:val="2D3748"/>
+                <w:sz w:val="18"/>
+              </w:rPr>
+              <w:t>τ = R_bus_eq * C_bus</w:t>
+            </w:r>
+          </w:p>
+        </w:tc>
+      </w:tr>
+    </w:tbl>
+    <w:p/>
+    <w:tbl>
+      <w:tblPr>
+        <w:tblW w:type="auto" w:w="0"/>
+        <w:jc w:val="center"/>
+        <w:tblLook w:firstColumn="1" w:firstRow="1" w:lastColumn="0" w:lastRow="0" w:noHBand="0" w:noVBand="1" w:val="04A0"/>
+      </w:tblPr>
+      <w:tblGrid>
+        <w:gridCol w:w="9792"/>
+      </w:tblGrid>
+      <w:tr>
+        <w:tc>
+          <w:tcPr>
+            <w:tcW w:type="dxa" w:w="9792"/>
+            <w:shd w:fill="F5F6F8"/>
+            <w:tcMar>
+              <w:top w:w="80" w:type="dxa"/>
+              <w:bottom w:w="80" w:type="dxa"/>
+              <w:left w:w="140" w:type="dxa"/>
+              <w:right w:w="140" w:type="dxa"/>
+            </w:tcMar>
+            <w:tcBorders>
+              <w:left w:val="single" w:sz="18" w:space="0" w:color="CBD5E0"/>
+              <w:top w:val="none"/>
+              <w:right w:val="none"/>
+              <w:bottom w:val="none"/>
+            </w:tcBorders>
+          </w:tcPr>
+          <w:p>
+            <w:pPr>
+              <w:spacing w:line="240" w:lineRule="auto" w:after="0"/>
+            </w:pPr>
+            <w:r>
+              <w:rPr>
+                <w:rFonts w:ascii="Consolas" w:hAnsi="Consolas"/>
+                <w:color w:val="2D3748"/>
+                <w:sz w:val="18"/>
+              </w:rPr>
+              <w:t>t_r ≈ 2.2 * τ = 2.2 * R_bus_eq * C_bus</w:t>
+            </w:r>
+          </w:p>
+        </w:tc>
+      </w:tr>
+    </w:tbl>
+    <w:p/>
     <w:p>
       <w:pPr>
         <w:spacing w:after="80"/>
@@ -3180,65 +3114,53 @@
           <w:color w:val="282C34"/>
           <w:sz w:val="21"/>
         </w:rPr>
-        <w:t xml:space="preserve">For </w:t>
-      </w:r>
-      <w:r>
-        <w:rPr>
-          <w:i/>
-          <w:color w:val="145AA0"/>
-          <w:sz w:val="21"/>
-        </w:rPr>
-        <w:t>R_{bus\_eq = 789.5\,\Omega</w:t>
-      </w:r>
-      <w:r>
-        <w:rPr>
-          <w:color w:val="282C34"/>
-          <w:sz w:val="21"/>
-        </w:rPr>
-        <w:t xml:space="preserve"> and </w:t>
-      </w:r>
-      <w:r>
-        <w:rPr>
-          <w:i/>
-          <w:color w:val="145AA0"/>
-          <w:sz w:val="21"/>
-        </w:rPr>
-        <w:t>C_{bus = 4.7\,nF</w:t>
-      </w:r>
-      <w:r>
-        <w:rPr>
-          <w:color w:val="282C34"/>
-          <w:sz w:val="21"/>
-        </w:rPr>
-        <w:t>:</w:t>
+        <w:t>For R_bus_eq = 789.5 Ω and C_bus = 4.7 nF:</w:t>
       </w:r>
     </w:p>
-    <w:p>
-      <w:pPr>
-        <w:spacing w:after="80"/>
-      </w:pPr>
-      <w:r>
-        <w:rPr>
-          <w:i/>
-          <w:color w:val="145AA0"/>
-          <w:sz w:val="21"/>
-        </w:rPr>
-      </w:r>
-      <w:r>
-        <w:rPr>
-          <w:color w:val="282C34"/>
-          <w:sz w:val="21"/>
-        </w:rPr>
-        <w:t>t_r = 2.2 \times 789.5\,\Omega \times 4.7 \times 10^{-9}\,\text{F} \approx 8.16\,\mu\text{s}</w:t>
-      </w:r>
-      <w:r>
-        <w:rPr>
-          <w:i/>
-          <w:color w:val="145AA0"/>
-          <w:sz w:val="21"/>
-        </w:rPr>
-      </w:r>
-    </w:p>
+    <w:tbl>
+      <w:tblPr>
+        <w:tblW w:type="auto" w:w="0"/>
+        <w:jc w:val="center"/>
+        <w:tblLook w:firstColumn="1" w:firstRow="1" w:lastColumn="0" w:lastRow="0" w:noHBand="0" w:noVBand="1" w:val="04A0"/>
+      </w:tblPr>
+      <w:tblGrid>
+        <w:gridCol w:w="9792"/>
+      </w:tblGrid>
+      <w:tr>
+        <w:tc>
+          <w:tcPr>
+            <w:tcW w:type="dxa" w:w="9792"/>
+            <w:shd w:fill="F5F6F8"/>
+            <w:tcMar>
+              <w:top w:w="80" w:type="dxa"/>
+              <w:bottom w:w="80" w:type="dxa"/>
+              <w:left w:w="140" w:type="dxa"/>
+              <w:right w:w="140" w:type="dxa"/>
+            </w:tcMar>
+            <w:tcBorders>
+              <w:left w:val="single" w:sz="18" w:space="0" w:color="CBD5E0"/>
+              <w:top w:val="none"/>
+              <w:right w:val="none"/>
+              <w:bottom w:val="none"/>
+            </w:tcBorders>
+          </w:tcPr>
+          <w:p>
+            <w:pPr>
+              <w:spacing w:line="240" w:lineRule="auto" w:after="0"/>
+            </w:pPr>
+            <w:r>
+              <w:rPr>
+                <w:rFonts w:ascii="Consolas" w:hAnsi="Consolas"/>
+                <w:color w:val="2D3748"/>
+                <w:sz w:val="18"/>
+              </w:rPr>
+              <w:t>t_r = 2.2 * 789.5 Ω * 4.7 * 10^-9 F ≈ 8.16 µs</w:t>
+            </w:r>
+          </w:p>
+        </w:tc>
+      </w:tr>
+    </w:tbl>
+    <w:p/>
     <w:p>
       <w:pPr>
         <w:spacing w:after="80"/>
@@ -3248,82 +3170,7 @@
           <w:color w:val="282C34"/>
           <w:sz w:val="21"/>
         </w:rPr>
-        <w:t xml:space="preserve">Since </w:t>
-      </w:r>
-      <w:r>
-        <w:rPr>
-          <w:i/>
-          <w:color w:val="145AA0"/>
-          <w:sz w:val="21"/>
-        </w:rPr>
-        <w:t>T_{bit = 52.08\,µs</w:t>
-      </w:r>
-      <w:r>
-        <w:rPr>
-          <w:color w:val="282C34"/>
-          <w:sz w:val="21"/>
-        </w:rPr>
-        <w:t xml:space="preserve"> at </w:t>
-      </w:r>
-      <w:r>
-        <w:rPr>
-          <w:i/>
-          <w:color w:val="145AA0"/>
-          <w:sz w:val="21"/>
-        </w:rPr>
-        <w:t>19.2\,kbps</w:t>
-      </w:r>
-      <w:r>
-        <w:rPr>
-          <w:color w:val="282C34"/>
-          <w:sz w:val="21"/>
-        </w:rPr>
-        <w:t xml:space="preserve">, an </w:t>
-      </w:r>
-      <w:r>
-        <w:rPr>
-          <w:i/>
-          <w:color w:val="145AA0"/>
-          <w:sz w:val="21"/>
-        </w:rPr>
-        <w:t>8.16\,µs</w:t>
-      </w:r>
-      <w:r>
-        <w:rPr>
-          <w:color w:val="282C34"/>
-          <w:sz w:val="21"/>
-        </w:rPr>
-        <w:t xml:space="preserve"> rise time represents </w:t>
-      </w:r>
-      <w:r>
-        <w:rPr>
-          <w:i/>
-          <w:color w:val="145AA0"/>
-          <w:sz w:val="21"/>
-        </w:rPr>
-        <w:t>15.6\%</w:t>
-      </w:r>
-      <w:r>
-        <w:rPr>
-          <w:color w:val="282C34"/>
-          <w:sz w:val="21"/>
-        </w:rPr>
-        <w:t xml:space="preserve"> of the bit period, comfortably within the </w:t>
-      </w:r>
-      <w:r>
-        <w:rPr>
-          <w:i/>
-          <w:color w:val="145AA0"/>
-          <w:sz w:val="21"/>
-        </w:rPr>
-        <w:t>20\%</w:t>
-      </w:r>
-      <w:r>
-        <w:rPr>
-          <w:color w:val="282C34"/>
-          <w:sz w:val="21"/>
-        </w:rPr>
-        <w:t xml:space="preserve"> maximum limit.</w:t>
+        <w:t>Since T_bit = 52.08 µs at 19.2 kbps, an 8.16 µs rise time represents 15.6\% of the bit period, comfortably within the 20\% maximum limit.</w:t>
       </w:r>
     </w:p>
     <w:p>
@@ -3348,22 +3195,7 @@
           <w:color w:val="282C34"/>
           <w:sz w:val="21"/>
         </w:rPr>
-        <w:t xml:space="preserve">Vehicle </w:t>
-      </w:r>
-      <w:r>
-        <w:rPr>
-          <w:i/>
-          <w:color w:val="145AA0"/>
-          <w:sz w:val="21"/>
-        </w:rPr>
-        <w:t>12V</w:t>
-      </w:r>
-      <w:r>
-        <w:rPr>
-          <w:color w:val="282C34"/>
-          <w:sz w:val="21"/>
-        </w:rPr>
-        <w:t xml:space="preserve"> electrical rails routinely experience high-energy voltage transients:</w:t>
+        <w:t>Vehicle 12V electrical rails routinely experience high-energy voltage transients:</w:t>
       </w:r>
     </w:p>
     <w:p>
@@ -3385,37 +3217,7 @@
           <w:color w:val="282C34"/>
           <w:sz w:val="21"/>
         </w:rPr>
-        <w:t xml:space="preserve">: </w:t>
-      </w:r>
-      <w:r>
-        <w:rPr>
-          <w:i/>
-          <w:color w:val="145AA0"/>
-          <w:sz w:val="21"/>
-        </w:rPr>
-        <w:t>-100\,V</w:t>
-      </w:r>
-      <w:r>
-        <w:rPr>
-          <w:color w:val="282C34"/>
-          <w:sz w:val="21"/>
-        </w:rPr>
-        <w:t xml:space="preserve"> to </w:t>
-      </w:r>
-      <w:r>
-        <w:rPr>
-          <w:i/>
-          <w:color w:val="145AA0"/>
-          <w:sz w:val="21"/>
-        </w:rPr>
-        <w:t>-150\,V</w:t>
-      </w:r>
-      <w:r>
-        <w:rPr>
-          <w:color w:val="282C34"/>
-          <w:sz w:val="21"/>
-        </w:rPr>
-        <w:t xml:space="preserve"> negative spike.</w:t>
+        <w:t>: -100 V to -150 V negative spike.</w:t>
       </w:r>
     </w:p>
     <w:p>
@@ -3437,37 +3239,7 @@
           <w:color w:val="282C34"/>
           <w:sz w:val="21"/>
         </w:rPr>
-        <w:t xml:space="preserve">: </w:t>
-      </w:r>
-      <w:r>
-        <w:rPr>
-          <w:i/>
-          <w:color w:val="145AA0"/>
-          <w:sz w:val="21"/>
-        </w:rPr>
-        <w:t>+37\,V</w:t>
-      </w:r>
-      <w:r>
-        <w:rPr>
-          <w:color w:val="282C34"/>
-          <w:sz w:val="21"/>
-        </w:rPr>
-        <w:t xml:space="preserve"> to </w:t>
-      </w:r>
-      <w:r>
-        <w:rPr>
-          <w:i/>
-          <w:color w:val="145AA0"/>
-          <w:sz w:val="21"/>
-        </w:rPr>
-        <w:t>+55\,V</w:t>
-      </w:r>
-      <w:r>
-        <w:rPr>
-          <w:color w:val="282C34"/>
-          <w:sz w:val="21"/>
-        </w:rPr>
-        <w:t xml:space="preserve"> positive spike.</w:t>
+        <w:t>: +37 V to +55 V positive spike.</w:t>
       </w:r>
     </w:p>
     <w:p>
@@ -3489,22 +3261,7 @@
           <w:color w:val="282C34"/>
           <w:sz w:val="21"/>
         </w:rPr>
-        <w:t xml:space="preserve">: </w:t>
-      </w:r>
-      <w:r>
-        <w:rPr>
-          <w:i/>
-          <w:color w:val="145AA0"/>
-          <w:sz w:val="21"/>
-        </w:rPr>
-        <w:t>± 150\,V</w:t>
-      </w:r>
-      <w:r>
-        <w:rPr>
-          <w:color w:val="282C34"/>
-          <w:sz w:val="21"/>
-        </w:rPr>
-        <w:t xml:space="preserve"> high-frequency bursts.</w:t>
+        <w:t>: ± 150 V high-frequency bursts.</w:t>
       </w:r>
     </w:p>
     <w:p>
@@ -3526,37 +3283,7 @@
           <w:color w:val="282C34"/>
           <w:sz w:val="21"/>
         </w:rPr>
-        <w:t xml:space="preserve">: </w:t>
-      </w:r>
-      <w:r>
-        <w:rPr>
-          <w:i/>
-          <w:color w:val="145AA0"/>
-          <w:sz w:val="21"/>
-        </w:rPr>
-        <w:t>+35\,V \dots +40\,V</w:t>
-      </w:r>
-      <w:r>
-        <w:rPr>
-          <w:color w:val="282C34"/>
-          <w:sz w:val="21"/>
-        </w:rPr>
-        <w:t xml:space="preserve"> clamped surge lasting up to </w:t>
-      </w:r>
-      <w:r>
-        <w:rPr>
-          <w:i/>
-          <w:color w:val="145AA0"/>
-          <w:sz w:val="21"/>
-        </w:rPr>
-        <w:t>400\,ms</w:t>
-      </w:r>
-      <w:r>
-        <w:rPr>
-          <w:color w:val="282C34"/>
-          <w:sz w:val="21"/>
-        </w:rPr>
-        <w:t>.</w:t>
+        <w:t>: +35 V ... +40 V clamped surge lasting up to 400 ms.</w:t>
       </w:r>
     </w:p>
     <w:p>
@@ -3613,37 +3340,7 @@
           <w:color w:val="282C34"/>
           <w:sz w:val="21"/>
         </w:rPr>
-        <w:t xml:space="preserve">) rated for </w:t>
-      </w:r>
-      <w:r>
-        <w:rPr>
-          <w:i/>
-          <w:color w:val="145AA0"/>
-          <w:sz w:val="21"/>
-        </w:rPr>
-        <w:t>V_{WM ≥ 24\,V</w:t>
-      </w:r>
-      <w:r>
-        <w:rPr>
-          <w:color w:val="282C34"/>
-          <w:sz w:val="21"/>
-        </w:rPr>
-        <w:t xml:space="preserve"> and breakdown voltage </w:t>
-      </w:r>
-      <w:r>
-        <w:rPr>
-          <w:i/>
-          <w:color w:val="145AA0"/>
-          <w:sz w:val="21"/>
-        </w:rPr>
-        <w:t>V_{BR ≥ 27\,V</w:t>
-      </w:r>
-      <w:r>
-        <w:rPr>
-          <w:color w:val="282C34"/>
-          <w:sz w:val="21"/>
-        </w:rPr>
-        <w:t>.</w:t>
+        <w:t>) rated for V_WM &gt;= 24 V and breakdown voltage V_BR &gt;= 27 V.</w:t>
       </w:r>
     </w:p>
     <w:p>
@@ -3880,37 +3577,7 @@
                 <w:color w:val="282C34"/>
                 <w:sz w:val="18"/>
               </w:rPr>
-              <w:t xml:space="preserve">Oscilloscope shows Break field pulse duration is only </w:t>
-            </w:r>
-            <w:r>
-              <w:rPr>
-                <w:i/>
-                <w:color w:val="145AA0"/>
-                <w:sz w:val="18"/>
-              </w:rPr>
-              <w:t>9 \dots 10</w:t>
-            </w:r>
-            <w:r>
-              <w:rPr>
-                <w:color w:val="282C34"/>
-                <w:sz w:val="18"/>
-              </w:rPr>
-              <w:t xml:space="preserve"> bit times instead of </w:t>
-            </w:r>
-            <w:r>
-              <w:rPr>
-                <w:i/>
-                <w:color w:val="145AA0"/>
-                <w:sz w:val="18"/>
-              </w:rPr>
-              <w:t>≥ 13</w:t>
-            </w:r>
-            <w:r>
-              <w:rPr>
-                <w:color w:val="282C34"/>
-                <w:sz w:val="18"/>
-              </w:rPr>
-              <w:t xml:space="preserve"> bits.</w:t>
+              <w:t>Oscilloscope shows Break field pulse duration is only 9 ... 10 bit times instead of &gt;= 13 bits.</w:t>
             </w:r>
           </w:p>
         </w:tc>
@@ -4082,22 +3749,7 @@
                 <w:color w:val="282C34"/>
                 <w:sz w:val="18"/>
               </w:rPr>
-              <w:t xml:space="preserve"> exceeding </w:t>
-            </w:r>
-            <w:r>
-              <w:rPr>
-                <w:i/>
-                <w:color w:val="145AA0"/>
-                <w:sz w:val="18"/>
-              </w:rPr>
-              <w:t>± 1.5\%</w:t>
-            </w:r>
-            <w:r>
-              <w:rPr>
-                <w:color w:val="282C34"/>
-                <w:sz w:val="18"/>
-              </w:rPr>
-              <w:t xml:space="preserve"> across the frame duration.</w:t>
+              <w:t xml:space="preserve"> exceeding ± 1.5\% across the frame duration.</w:t>
             </w:r>
           </w:p>
         </w:tc>
@@ -4122,22 +3774,7 @@
                 <w:color w:val="282C34"/>
                 <w:sz w:val="18"/>
               </w:rPr>
-              <w:t xml:space="preserve">Verify slave auto-baud timer capture logic. Ensure timer clock resolution is </w:t>
-            </w:r>
-            <w:r>
-              <w:rPr>
-                <w:i/>
-                <w:color w:val="145AA0"/>
-                <w:sz w:val="18"/>
-              </w:rPr>
-              <w:t>≥ 1\,MHz</w:t>
-            </w:r>
-            <w:r>
-              <w:rPr>
-                <w:color w:val="282C34"/>
-                <w:sz w:val="18"/>
-              </w:rPr>
-              <w:t>. If operating over extreme temperature ranges, consider tuning the RC oscillator trims or selecting a ceramic resonator.</w:t>
+              <w:t>Verify slave auto-baud timer capture logic. Ensure timer clock resolution is &gt;= 1 MHz. If operating over extreme temperature ranges, consider tuning the RC oscillator trims or selecting a ceramic resonator.</w:t>
             </w:r>
           </w:p>
         </w:tc>
@@ -4357,22 +3994,7 @@
                 <w:color w:val="282C34"/>
                 <w:sz w:val="18"/>
               </w:rPr>
-              <w:t xml:space="preserve">LIN bus remains at </w:t>
-            </w:r>
-            <w:r>
-              <w:rPr>
-                <w:i/>
-                <w:color w:val="145AA0"/>
-                <w:sz w:val="18"/>
-              </w:rPr>
-              <w:t>0.8\,V</w:t>
-            </w:r>
-            <w:r>
-              <w:rPr>
-                <w:color w:val="282C34"/>
-                <w:sz w:val="18"/>
-              </w:rPr>
-              <w:t xml:space="preserve"> constantly; no node can pull the bus high.</w:t>
+              <w:t>LIN bus remains at 0.8 V constantly; no node can pull the bus high.</w:t>
             </w:r>
           </w:p>
         </w:tc>
@@ -4430,22 +4052,7 @@
                 <w:color w:val="282C34"/>
                 <w:sz w:val="18"/>
               </w:rPr>
-              <w:t xml:space="preserve">Disconnect slave nodes one by one until bus releases to </w:t>
-            </w:r>
-            <w:r>
-              <w:rPr>
-                <w:i/>
-                <w:color w:val="145AA0"/>
-                <w:sz w:val="18"/>
-              </w:rPr>
-              <w:t>12\,V</w:t>
-            </w:r>
-            <w:r>
-              <w:rPr>
-                <w:color w:val="282C34"/>
-                <w:sz w:val="18"/>
-              </w:rPr>
-              <w:t xml:space="preserve">. Replace old transceivers with modern ICs featuring internal TXD Dominant Clamping (e.g., </w:t>
+              <w:t xml:space="preserve">Disconnect slave nodes one by one until bus releases to 12 V. Replace old transceivers with modern ICs featuring internal TXD Dominant Clamping (e.g., </w:t>
             </w:r>
             <w:r>
               <w:rPr>
@@ -4511,22 +4118,7 @@
                 <w:color w:val="282C34"/>
                 <w:sz w:val="18"/>
               </w:rPr>
-              <w:t xml:space="preserve">Exponential RC rise curve with </w:t>
-            </w:r>
-            <w:r>
-              <w:rPr>
-                <w:i/>
-                <w:color w:val="145AA0"/>
-                <w:sz w:val="18"/>
-              </w:rPr>
-              <w:t>t_r &gt; 15\,µs</w:t>
-            </w:r>
-            <w:r>
-              <w:rPr>
-                <w:color w:val="282C34"/>
-                <w:sz w:val="18"/>
-              </w:rPr>
-              <w:t>; high bits truncated.</w:t>
+              <w:t>Exponential RC rise curve with t_r &gt; 15 µs; high bits truncated.</w:t>
             </w:r>
           </w:p>
         </w:tc>
@@ -4558,37 +4150,7 @@
                 <w:color w:val="282C34"/>
                 <w:sz w:val="18"/>
               </w:rPr>
-              <w:t xml:space="preserve"> (</w:t>
-            </w:r>
-            <w:r>
-              <w:rPr>
-                <w:i/>
-                <w:color w:val="145AA0"/>
-                <w:sz w:val="18"/>
-              </w:rPr>
-              <w:t>C_{bus &gt; 10\,nF</w:t>
-            </w:r>
-            <w:r>
-              <w:rPr>
-                <w:color w:val="282C34"/>
-                <w:sz w:val="18"/>
-              </w:rPr>
-              <w:t xml:space="preserve">) or missing Master </w:t>
-            </w:r>
-            <w:r>
-              <w:rPr>
-                <w:i/>
-                <w:color w:val="145AA0"/>
-                <w:sz w:val="18"/>
-              </w:rPr>
-              <w:t>1\,k\Omega</w:t>
-            </w:r>
-            <w:r>
-              <w:rPr>
-                <w:color w:val="282C34"/>
-                <w:sz w:val="18"/>
-              </w:rPr>
-              <w:t xml:space="preserve"> pull-up resistor.</w:t>
+              <w:t xml:space="preserve"> (C_bus &gt; 10 nF) or missing Master 1 kΩ pull-up resistor.</w:t>
             </w:r>
           </w:p>
         </w:tc>
@@ -4612,67 +4174,7 @@
                 <w:color w:val="282C34"/>
                 <w:sz w:val="18"/>
               </w:rPr>
-              <w:t>Check master termination resistor (</w:t>
-            </w:r>
-            <w:r>
-              <w:rPr>
-                <w:i/>
-                <w:color w:val="145AA0"/>
-                <w:sz w:val="18"/>
-              </w:rPr>
-              <w:t>1\,k\Omega</w:t>
-            </w:r>
-            <w:r>
-              <w:rPr>
-                <w:color w:val="282C34"/>
-                <w:sz w:val="18"/>
-              </w:rPr>
-              <w:t xml:space="preserve"> to </w:t>
-            </w:r>
-            <w:r>
-              <w:rPr>
-                <w:i/>
-                <w:color w:val="145AA0"/>
-                <w:sz w:val="18"/>
-              </w:rPr>
-              <w:t>V_{BAT</w:t>
-            </w:r>
-            <w:r>
-              <w:rPr>
-                <w:color w:val="282C34"/>
-                <w:sz w:val="18"/>
-              </w:rPr>
-              <w:t xml:space="preserve">). If cable harness is excessively long, reduce node filter capacitors from </w:t>
-            </w:r>
-            <w:r>
-              <w:rPr>
-                <w:i/>
-                <w:color w:val="145AA0"/>
-                <w:sz w:val="18"/>
-              </w:rPr>
-              <w:t>1\,nF</w:t>
-            </w:r>
-            <w:r>
-              <w:rPr>
-                <w:color w:val="282C34"/>
-                <w:sz w:val="18"/>
-              </w:rPr>
-              <w:t xml:space="preserve"> to </w:t>
-            </w:r>
-            <w:r>
-              <w:rPr>
-                <w:i/>
-                <w:color w:val="145AA0"/>
-                <w:sz w:val="18"/>
-              </w:rPr>
-              <w:t>220\,pF</w:t>
-            </w:r>
-            <w:r>
-              <w:rPr>
-                <w:color w:val="282C34"/>
-                <w:sz w:val="18"/>
-              </w:rPr>
-              <w:t>.</w:t>
+              <w:t>Check master termination resistor (1 kΩ to V_BAT). If cable harness is excessively long, reduce node filter capacitors from 1 nF to 220 pF.</w:t>
             </w:r>
           </w:p>
         </w:tc>
@@ -4725,22 +4227,7 @@
                 <w:color w:val="282C34"/>
                 <w:sz w:val="18"/>
               </w:rPr>
-              <w:t xml:space="preserve">Dominant wake-up pulse on bus is only </w:t>
-            </w:r>
-            <w:r>
-              <w:rPr>
-                <w:i/>
-                <w:color w:val="145AA0"/>
-                <w:sz w:val="18"/>
-              </w:rPr>
-              <w:t>50\,µs</w:t>
-            </w:r>
-            <w:r>
-              <w:rPr>
-                <w:color w:val="282C34"/>
-                <w:sz w:val="18"/>
-              </w:rPr>
-              <w:t xml:space="preserve"> wide.</w:t>
+              <w:t>Dominant wake-up pulse on bus is only 50 µs wide.</w:t>
             </w:r>
           </w:p>
         </w:tc>
@@ -4773,22 +4260,7 @@
                 <w:color w:val="282C34"/>
                 <w:sz w:val="18"/>
               </w:rPr>
-              <w:t xml:space="preserve">: Transceiver filters require at least </w:t>
-            </w:r>
-            <w:r>
-              <w:rPr>
-                <w:i/>
-                <w:color w:val="145AA0"/>
-                <w:sz w:val="18"/>
-              </w:rPr>
-              <w:t>150\,µs \dots 250\,µs</w:t>
-            </w:r>
-            <w:r>
-              <w:rPr>
-                <w:color w:val="282C34"/>
-                <w:sz w:val="18"/>
-              </w:rPr>
-              <w:t xml:space="preserve"> dominant pulse.</w:t>
+              <w:t>: Transceiver filters require at least 150 µs ... 250 µs dominant pulse.</w:t>
             </w:r>
           </w:p>
         </w:tc>
@@ -4813,22 +4285,7 @@
                 <w:color w:val="282C34"/>
                 <w:sz w:val="18"/>
               </w:rPr>
-              <w:t xml:space="preserve">Increase GPIO pull-down duration in firmware to </w:t>
-            </w:r>
-            <w:r>
-              <w:rPr>
-                <w:i/>
-                <w:color w:val="145AA0"/>
-                <w:sz w:val="18"/>
-              </w:rPr>
-              <w:t>500\,µs \dots 1.0\,ms</w:t>
-            </w:r>
-            <w:r>
-              <w:rPr>
-                <w:color w:val="282C34"/>
-                <w:sz w:val="18"/>
-              </w:rPr>
-              <w:t xml:space="preserve"> to ensure all sleeping transceivers reliably detect the wake-up event.</w:t>
+              <w:t>Increase GPIO pull-down duration in firmware to 500 µs ... 1.0 ms to ensure all sleeping transceivers reliably detect the wake-up event.</w:t>
             </w:r>
           </w:p>
         </w:tc>
